--- a/courts/eighth-circuit/missouri/state/supreme-court/answering-brief/usage/OUTPUT-answering-brief.docx
+++ b/courts/eighth-circuit/missouri/state/supreme-court/answering-brief/usage/OUTPUT-answering-brief.docx
@@ -525,9 +525,7 @@
         <w:t xml:space="preserve"> </w:t>
       </w:r>
       <w:r>
-        <w:t xml:space="preserve">751</w:t>
-        <w:noBreakHyphen/>
-        <w:t xml:space="preserve">3321</w:t>
+        <w:t xml:space="preserve">751-⁠3321</w:t>
       </w:r>
     </w:p>
     <w:p>
@@ -549,9 +547,7 @@
         <w:t xml:space="preserve"> </w:t>
       </w:r>
       <w:r>
-        <w:t xml:space="preserve">751</w:t>
-        <w:noBreakHyphen/>
-        <w:t xml:space="preserve">5391</w:t>
+        <w:t xml:space="preserve">751-⁠5391</w:t>
       </w:r>
     </w:p>
     <w:p>
@@ -6104,19 +6100,7 @@
         <w:pStyle w:val="BodyText"/>
       </w:pPr>
       <w:r>
-        <w:t xml:space="preserve">Mr. Clay appeals his convictions of murder in the second degree, § 565.021, RSMo 2000, and armed criminal action, § 571.015, RSMo 2000 (L.F. 156</w:t>
-      </w:r>
-      <w:r>
-        <w:noBreakHyphen/>
-      </w:r>
-      <w:r>
-        <w:t xml:space="preserve">157). Mr. Clay asserts that the trial court did not correctly instruct the jury on the issue of self-defense (Points I and II), that the trial court improperly admitted evidence of uncharged crimes (Points III and IV), that the trial court abused its discretion in controlling closing argument (Point V), and that the trial court erred in not instructing the jury on the included offense of voluntary manslaughter (Point VI) (see App.Sub.Br. 14</w:t>
-      </w:r>
-      <w:r>
-        <w:noBreakHyphen/>
-      </w:r>
-      <w:r>
-        <w:t xml:space="preserve">19).</w:t>
+        <w:t xml:space="preserve">Mr. Clay appeals his convictions of murder in the second degree, § 565.021, RSMo 2000, and armed criminal action, § 571.015, RSMo 2000 (L.F. 156-⁠157). Mr. Clay asserts that the trial court did not correctly instruct the jury on the issue of self-defense (Points I and II), that the trial court improperly admitted evidence of uncharged crimes (Points III and IV), that the trial court abused its discretion in controlling closing argument (Point V), and that the trial court erred in not instructing the jury on the included offense of voluntary manslaughter (Point VI) (see App.Sub.Br. 14-⁠19).</w:t>
       </w:r>
     </w:p>
     <w:p>
@@ -6144,19 +6128,7 @@
         <w:t xml:space="preserve"> </w:t>
       </w:r>
       <w:r>
-        <w:t xml:space="preserve">They had a good relationship, and they would shoot pool, sing, and drink together (Tr. 313</w:t>
-      </w:r>
-      <w:r>
-        <w:noBreakHyphen/>
-      </w:r>
-      <w:r>
-        <w:t xml:space="preserve">314). Jeff Becklean was also on friendly terms with Mr. Clay, but he had not known Mr. Clay very long (Tr. 313</w:t>
-      </w:r>
-      <w:r>
-        <w:noBreakHyphen/>
-      </w:r>
-      <w:r>
-        <w:t xml:space="preserve">314). The three men were together “[q]uite a few times” before March 3, 2013 (Tr. 314). On a couple of occasions, Steven McGhee also spent time with them (Tr. 314). They would “hang out” in Mr. Clay’s basement (Tr. 314). Steven McGhee had known Mr. Clay most of his life (Tr. 313).</w:t>
+        <w:t xml:space="preserve">They had a good relationship, and they would shoot pool, sing, and drink together (Tr. 313-⁠314). Jeff Becklean was also on friendly terms with Mr. Clay, but he had not known Mr. Clay very long (Tr. 313-⁠314). The three men were together “[q]uite a few times” before March 3, 2013 (Tr. 314). On a couple of occasions, Steven McGhee also spent time with them (Tr. 314). They would “hang out” in Mr. Clay’s basement (Tr. 314). Steven McGhee had known Mr. Clay most of his life (Tr. 313).</w:t>
       </w:r>
     </w:p>
     <w:p>
@@ -6164,13 +6136,7 @@
         <w:pStyle w:val="BodyText"/>
       </w:pPr>
       <w:r>
-        <w:t xml:space="preserve">On March 3, 2013, Mr. McGhee, Mr. Becklean, and Mr. White went over to Mr. Clay’s house (Tr. 317). Mr. White was talking to Mr. Clay on the phone, and they were talking about going to Mr. Clay’s house to shoot pool and drink (Tr. 317). They arrived after 10:00 p.m., and Mr. Clay greeted them (Tr. 318). They went into the basement and started shooting pool and listening to music (Tr. 319). Mr. Becklean, Mr. White, and Mr. Clay were drinking alcohol; Mr. McGhee, Mr. Becklean, and Mr. Clay were smoking marijuana (Tr. 320</w:t>
-      </w:r>
-      <w:r>
-        <w:noBreakHyphen/>
-      </w:r>
-      <w:r>
-        <w:t xml:space="preserve">321). The atmosphere was “cool, calm,” and they were “just hanging out” (Tr. 322).</w:t>
+        <w:t xml:space="preserve">On March 3, 2013, Mr. McGhee, Mr. Becklean, and Mr. White went over to Mr. Clay’s house (Tr. 317). Mr. White was talking to Mr. Clay on the phone, and they were talking about going to Mr. Clay’s house to shoot pool and drink (Tr. 317). They arrived after 10:00 p.m., and Mr. Clay greeted them (Tr. 318). They went into the basement and started shooting pool and listening to music (Tr. 319). Mr. Becklean, Mr. White, and Mr. Clay were drinking alcohol; Mr. McGhee, Mr. Becklean, and Mr. Clay were smoking marijuana (Tr. 320-⁠321). The atmosphere was “cool, calm,” and they were “just hanging out” (Tr. 322).</w:t>
       </w:r>
     </w:p>
     <w:p>
@@ -6178,13 +6144,7 @@
         <w:pStyle w:val="BodyText"/>
       </w:pPr>
       <w:r>
-        <w:t xml:space="preserve">After a while, Mr. Clay started a “verbal altercation” with Mr. White (Tr. 323). Mr. Clay was “out of it” (Tr. 324). The argument lasted ten or fifteen seconds, and then Mr. White stood up to go to the pool table (Tr. 324). Mr. Clay also stood up, and Mr. McGhee stood between them and said that if Mr. Clay was upset and did not want them there, they could just leave (Tr. 323, 325). Mr. Clay and Mr. White yelled at each other, and then Mr. Clay reached over Mr. McGhee and “smacked [Mr. White] in the mouth” (Tr. 325). Mr. McGhee said Mr. Clay was “tripping and that he needed to let [them] leave” (Tr. 325</w:t>
-      </w:r>
-      <w:r>
-        <w:noBreakHyphen/>
-      </w:r>
-      <w:r>
-        <w:t xml:space="preserve">326). Mr. McGhee tried to get Mr. White out of the house, and he told Mr. Becklean “to either grab [Mr. Clay] or go grab your stuff and go start the car” (Tr. 326).</w:t>
+        <w:t xml:space="preserve">After a while, Mr. Clay started a “verbal altercation” with Mr. White (Tr. 323). Mr. Clay was “out of it” (Tr. 324). The argument lasted ten or fifteen seconds, and then Mr. White stood up to go to the pool table (Tr. 324). Mr. Clay also stood up, and Mr. McGhee stood between them and said that if Mr. Clay was upset and did not want them there, they could just leave (Tr. 323, 325). Mr. Clay and Mr. White yelled at each other, and then Mr. Clay reached over Mr. McGhee and “smacked [Mr. White] in the mouth” (Tr. 325). Mr. McGhee said Mr. Clay was “tripping and that he needed to let [them] leave” (Tr. 325-⁠326). Mr. McGhee tried to get Mr. White out of the house, and he told Mr. Becklean “to either grab [Mr. Clay] or go grab your stuff and go start the car” (Tr. 326).</w:t>
       </w:r>
     </w:p>
     <w:p>
@@ -6192,13 +6152,7 @@
         <w:pStyle w:val="BodyText"/>
       </w:pPr>
       <w:r>
-        <w:t xml:space="preserve">As Mr. McGhee tried to get Mr. White out of the house, Mr. Clay stabbed Mr. McGhee twice in the arm (Tr. 327). Mr. McGhee’s arm went numb (Tr. 328). Mr. White started to fight back against Mr. Clay (Tr. 328). Mr. White and Mr. Clay fought “all over [one] side of the basement’ (Tr. 328). They fell to the ground and wrestled around (Tr. 329). Mr. White started to get the upper hand, and Mr. McGhee continued to try to break up the fight (Tr. 329</w:t>
-      </w:r>
-      <w:r>
-        <w:noBreakHyphen/>
-      </w:r>
-      <w:r>
-        <w:t xml:space="preserve">330). The fight reached a “stand off,” and Mr. McGhee told Mr. Clay that he was “tripping” (Tr. 330). Mr. Clay looked at Mr. McGhee “in kind of a daze” (Tr. 330). Mr. Clay said, “I’m gonna kill that n----er” (Tr. 331). Mr. McGhee held Mr. Clay back so the other two men could leave (Tr. 331).</w:t>
+        <w:t xml:space="preserve">As Mr. McGhee tried to get Mr. White out of the house, Mr. Clay stabbed Mr. McGhee twice in the arm (Tr. 327). Mr. McGhee’s arm went numb (Tr. 328). Mr. White started to fight back against Mr. Clay (Tr. 328). Mr. White and Mr. Clay fought “all over [one] side of the basement’ (Tr. 328). They fell to the ground and wrestled around (Tr. 329). Mr. White started to get the upper hand, and Mr. McGhee continued to try to break up the fight (Tr. 329-⁠330). The fight reached a “stand off,” and Mr. McGhee told Mr. Clay that he was “tripping” (Tr. 330). Mr. Clay looked at Mr. McGhee “in kind of a daze” (Tr. 330). Mr. Clay said, “I’m gonna kill that n----er” (Tr. 331). Mr. McGhee held Mr. Clay back so the other two men could leave (Tr. 331).</w:t>
       </w:r>
     </w:p>
     <w:p>
@@ -6206,13 +6160,7 @@
         <w:pStyle w:val="BodyText"/>
       </w:pPr>
       <w:r>
-        <w:t xml:space="preserve">After Mr. White and Mr. Becklean went up the stairs, Mr. Clay said, “Well, let me go hit my alarm so it doesn’t go off and the police don’t come” (Tr. 331</w:t>
-      </w:r>
-      <w:r>
-        <w:noBreakHyphen/>
-      </w:r>
-      <w:r>
-        <w:t xml:space="preserve">332). Mr. Clay did not have a gun while in the basement (Tr. 332). Mr. McGhee went upstairs and saw that the other two men had walked out of the house (Tr. 337). Mr. Clay turned off his alarm system and then ran to the back of the house (Tr. 338).</w:t>
+        <w:t xml:space="preserve">After Mr. White and Mr. Becklean went up the stairs, Mr. Clay said, “Well, let me go hit my alarm so it doesn’t go off and the police don’t come” (Tr. 331-⁠332). Mr. Clay did not have a gun while in the basement (Tr. 332). Mr. McGhee went upstairs and saw that the other two men had walked out of the house (Tr. 337). Mr. Clay turned off his alarm system and then ran to the back of the house (Tr. 338).</w:t>
       </w:r>
     </w:p>
     <w:p>
@@ -6244,19 +6192,7 @@
         <w:pStyle w:val="BodyText"/>
       </w:pPr>
       <w:r>
-        <w:t xml:space="preserve">On March 4, 2013, at about 3:40 a.m., Officer Joseph Miller of the Kansas City Police Department was dispatched to a residence at 9200 Eastern Avenue (Tr. 256</w:t>
-      </w:r>
-      <w:r>
-        <w:noBreakHyphen/>
-      </w:r>
-      <w:r>
-        <w:t xml:space="preserve">257). There had been a report of shots fired (Tr. 258). He and Officer Peter Neukirch arrived at the scene of the reported shooting in separate vehicles (Tr. 258). They exited their vehicles and drew their guns (Tr. 258). Officer Miller saw one man standing in the driveway (Mr. Clay), and one man lying in the driveway (Mr. White) (Tr. 258</w:t>
-      </w:r>
-      <w:r>
-        <w:noBreakHyphen/>
-      </w:r>
-      <w:r>
-        <w:t xml:space="preserve">259, 273).</w:t>
+        <w:t xml:space="preserve">On March 4, 2013, at about 3:40 a.m., Officer Joseph Miller of the Kansas City Police Department was dispatched to a residence at 9200 Eastern Avenue (Tr. 256-⁠257). There had been a report of shots fired (Tr. 258). He and Officer Peter Neukirch arrived at the scene of the reported shooting in separate vehicles (Tr. 258). They exited their vehicles and drew their guns (Tr. 258). Officer Miller saw one man standing in the driveway (Mr. Clay), and one man lying in the driveway (Mr. White) (Tr. 258-⁠259, 273).</w:t>
       </w:r>
     </w:p>
     <w:p>
@@ -6264,13 +6200,7 @@
         <w:pStyle w:val="BodyText"/>
       </w:pPr>
       <w:r>
-        <w:t xml:space="preserve">The officers ordered Mr. Clay to the ground, and he complied (Tr. 259). Mr. Clay did not have any difficulty, and he did not appear to be injured (Tr. 260). The officers placed him in handcuffs (Tr. 260). Mr. White appeared to be lifeless; he was lying face down (Tr. 260). Officer Neukirch did not detect any signs of life (Tr. 261). Medical personnel arrived and determined that Mr. White was deceased (Tr. 261). Inside the residence, there was a handgun on a kitchen counter (Tr. 262, 428). The gun was loaded with eleven rounds of ammunition, and one round was in the chamber (Tr. 440</w:t>
-      </w:r>
-      <w:r>
-        <w:noBreakHyphen/>
-      </w:r>
-      <w:r>
-        <w:t xml:space="preserve">441). There was also a gun case on the counter containing more ammunition and a pair of brass knuckles (Tr. 444).</w:t>
+        <w:t xml:space="preserve">The officers ordered Mr. Clay to the ground, and he complied (Tr. 259). Mr. Clay did not have any difficulty, and he did not appear to be injured (Tr. 260). The officers placed him in handcuffs (Tr. 260). Mr. White appeared to be lifeless; he was lying face down (Tr. 260). Officer Neukirch did not detect any signs of life (Tr. 261). Medical personnel arrived and determined that Mr. White was deceased (Tr. 261). Inside the residence, there was a handgun on a kitchen counter (Tr. 262, 428). The gun was loaded with eleven rounds of ammunition, and one round was in the chamber (Tr. 440-⁠441). There was also a gun case on the counter containing more ammunition and a pair of brass knuckles (Tr. 444).</w:t>
       </w:r>
     </w:p>
     <w:p>
@@ -6278,13 +6208,7 @@
         <w:pStyle w:val="BodyText"/>
       </w:pPr>
       <w:r>
-        <w:t xml:space="preserve">Mr. Clay told Officer Miller that Mr. White “punched [him] in the face” (Tr. 270). He said, “He jumped on top of me in the driveway” and “knocked me down” (Tr. 270</w:t>
-      </w:r>
-      <w:r>
-        <w:noBreakHyphen/>
-      </w:r>
-      <w:r>
-        <w:t xml:space="preserve">271). He told Officer Miller that some “guys” he knew had showed up at his house, and that “Mr. White had jumped on him in his basement” (Tr. 273). Mr. Clay said that he got his gun and asked them to leave (Tr. 274). He said that “after they got outside . . . there was still a fight,” and he shot Mr. White (Tr. 274). Mr. Clay was cooperative, and he told the police where to find the gun (Tr. 275). He also directed them to a knife by a sump pump (Tr. 277).</w:t>
+        <w:t xml:space="preserve">Mr. Clay told Officer Miller that Mr. White “punched [him] in the face” (Tr. 270). He said, “He jumped on top of me in the driveway” and “knocked me down” (Tr. 270-⁠271). He told Officer Miller that some “guys” he knew had showed up at his house, and that “Mr. White had jumped on him in his basement” (Tr. 273). Mr. Clay said that he got his gun and asked them to leave (Tr. 274). He said that “after they got outside ⁠. ⁠. ⁠. there was still a fight,” and he shot Mr. White (Tr. 274). Mr. Clay was cooperative, and he told the police where to find the gun (Tr. 275). He also directed them to a knife by a sump pump (Tr. 277).</w:t>
       </w:r>
     </w:p>
     <w:p>
@@ -6292,19 +6216,7 @@
         <w:pStyle w:val="BodyText"/>
       </w:pPr>
       <w:r>
-        <w:t xml:space="preserve">A video obtained from a home surveillance system in a house across the street contained footage of 9200 Eastern, including footage from 3:40 a.m. to 4:00 a.m. (Tr. 280</w:t>
-      </w:r>
-      <w:r>
-        <w:noBreakHyphen/>
-      </w:r>
-      <w:r>
-        <w:t xml:space="preserve">281, 287). The video showed Mr. Becklean leave the house first, followed by Mr. White and then Mr. McGhee (Tr. 353). The video showed Mr. Clay leave the house, continue the confrontation, and, ultimately, attack and shoot Mr. White (Tr. 354, 390</w:t>
-      </w:r>
-      <w:r>
-        <w:noBreakHyphen/>
-      </w:r>
-      <w:r>
-        <w:t xml:space="preserve">398; see State’s Ex. 17). A spent shell casing was found in the street, just south of the driveway (Tr. 425). Subsequent testing confirmed that the shell casing had been ejected from the gun found in the kitchen (Tr. 601).</w:t>
+        <w:t xml:space="preserve">A video obtained from a home surveillance system in a house across the street contained footage of 9200 Eastern, including footage from 3:40 a.m. to 4:00 a.m. (Tr. 280-⁠281, 287). The video showed Mr. Becklean leave the house first, followed by Mr. White and then Mr. McGhee (Tr. 353). The video showed Mr. Clay leave the house, continue the confrontation, and, ultimately, attack and shoot Mr. White (Tr. 354, 390-⁠398; see State’s Ex. 17). A spent shell casing was found in the street, just south of the driveway (Tr. 425). Subsequent testing confirmed that the shell casing had been ejected from the gun found in the kitchen (Tr. 601).</w:t>
       </w:r>
     </w:p>
     <w:p>
@@ -6312,13 +6224,7 @@
         <w:pStyle w:val="BodyText"/>
       </w:pPr>
       <w:r>
-        <w:t xml:space="preserve">An autopsy revealed that Mr. White had suffered a gunshot wound to the torso, sharp force injuries, and blunt force trauma (Tr. 480, 482). The bullet injured both of Mr. White’s lungs, his heart, and his liver (Tr. 482). Mr. White had six sharp force injuries (Tr. 482). There were three stab wounds and three “incised wounds,” or slashing wounds (Tr. 483). One stab wound entered his chest and hit a rib (Tr. 483). There were two incised wounds on his abdomen, and a third incised wound on the back of his right hand (Tr. 483, 490). Another stab wound entered his abdomen, and a third stab wound entered his right thigh (Tr. 484). Mr. White had abrasions on the right side of his forehead, and a laceration on the backside of his head (Tr. 484). He also had an abrasion on his back and on the back side of his left hand (Tr. 485). A toxicology screening showed alcohol in his system (.274 BAC) but no other drugs (Tr. 494</w:t>
-      </w:r>
-      <w:r>
-        <w:noBreakHyphen/>
-      </w:r>
-      <w:r>
-        <w:t xml:space="preserve">495, 503). The cause of death was the gunshot (Tr. 495).</w:t>
+        <w:t xml:space="preserve">An autopsy revealed that Mr. White had suffered a gunshot wound to the torso, sharp force injuries, and blunt force trauma (Tr. 480, 482). The bullet injured both of Mr. White’s lungs, his heart, and his liver (Tr. 482). Mr. White had six sharp force injuries (Tr. 482). There were three stab wounds and three “incised wounds,” or slashing wounds (Tr. 483). One stab wound entered his chest and hit a rib (Tr. 483). There were two incised wounds on his abdomen, and a third incised wound on the back of his right hand (Tr. 483, 490). Another stab wound entered his abdomen, and a third stab wound entered his right thigh (Tr. 484). Mr. White had abrasions on the right side of his forehead, and a laceration on the backside of his head (Tr. 484). He also had an abrasion on his back and on the back side of his left hand (Tr. 485). A toxicology screening showed alcohol in his system (.274 BAC) but no other drugs (Tr. 494-⁠495, 503). The cause of death was the gunshot (Tr. 495).</w:t>
       </w:r>
     </w:p>
     <w:p>
@@ -6326,13 +6232,7 @@
         <w:pStyle w:val="BodyText"/>
       </w:pPr>
       <w:r>
-        <w:t xml:space="preserve">Subsequent examination of the gun revealed the presence of blood on the top of the gun, on the left side of the slide (Tr. 606</w:t>
-      </w:r>
-      <w:r>
-        <w:noBreakHyphen/>
-      </w:r>
-      <w:r>
-        <w:t xml:space="preserve">608). The blood stain was a “transfer stain,” meaning that the gun had come into contact with an object that transferred blood to the gun (Tr. 606). The blood on the gun produced a single genetic profile that matched Mr. White (Tr. 628). The expected frequency of that genetic profile was one in 18 quintillion unrelated individuals (Tr. 629).</w:t>
+        <w:t xml:space="preserve">Subsequent examination of the gun revealed the presence of blood on the top of the gun, on the left side of the slide (Tr. 606-⁠608). The blood stain was a “transfer stain,” meaning that the gun had come into contact with an object that transferred blood to the gun (Tr. 606). The blood on the gun produced a single genetic profile that matched Mr. White (Tr. 628). The expected frequency of that genetic profile was one in 18 quintillion unrelated individuals (Tr. 629).</w:t>
       </w:r>
     </w:p>
     <w:p>
@@ -6340,25 +6240,7 @@
         <w:pStyle w:val="BodyText"/>
       </w:pPr>
       <w:r>
-        <w:t xml:space="preserve">Detective Rodney Haney questioned Mr. Clay (Tr. 512</w:t>
-      </w:r>
-      <w:r>
-        <w:noBreakHyphen/>
-      </w:r>
-      <w:r>
-        <w:t xml:space="preserve">513). An audio video recording was made of the questioning (Tr. 514; State’s Ex. 73). In the interview, in giving his account of the events, Mr. Clay said that there was not an altercation outside, and that he did not go within twenty feet of Mr. White while outside (Tr. 527). Mr. Clay had a scratch above and to the right of his nose, some scuff marks around his right elbow, and some scuff marks around his right knee (Tr. 584</w:t>
-      </w:r>
-      <w:r>
-        <w:noBreakHyphen/>
-      </w:r>
-      <w:r>
-        <w:t xml:space="preserve">585). He had no other apparent injuries from the incident (Tr. 586</w:t>
-      </w:r>
-      <w:r>
-        <w:noBreakHyphen/>
-      </w:r>
-      <w:r>
-        <w:t xml:space="preserve">589).</w:t>
+        <w:t xml:space="preserve">Detective Rodney Haney questioned Mr. Clay (Tr. 512-⁠513). An audio video recording was made of the questioning (Tr. 514; State’s Ex. 73). In the interview, in giving his account of the events, Mr. Clay said that there was not an altercation outside, and that he did not go within twenty feet of Mr. White while outside (Tr. 527). Mr. Clay had a scratch above and to the right of his nose, some scuff marks around his right elbow, and some scuff marks around his right knee (Tr. 584-⁠585). He had no other apparent injuries from the incident (Tr. 586-⁠589).</w:t>
       </w:r>
     </w:p>
     <w:p>
@@ -6366,13 +6248,7 @@
         <w:pStyle w:val="BodyText"/>
       </w:pPr>
       <w:r>
-        <w:t xml:space="preserve">The State charged Mr. Clay by indictment with murder in the second degree, § 565.021, RSMo 2000, assault in the second degree, § 565.060, RSMo Supp. 2014, and two counts of armed criminal action, § 571.015, RSMo 2000 (L.F. 36</w:t>
-      </w:r>
-      <w:r>
-        <w:noBreakHyphen/>
-      </w:r>
-      <w:r>
-        <w:t xml:space="preserve">37). The case went to trial on January 20, 2015 (see Tr. 2). After the State had presented its case-in-chief, the defense presented the testimony of Mr. Becklean and Mr. Clay (Tr. 641, 706).</w:t>
+        <w:t xml:space="preserve">The State charged Mr. Clay by indictment with murder in the second degree, § 565.021, RSMo 2000, assault in the second degree, § 565.060, RSMo Supp. 2014, and two counts of armed criminal action, § 571.015, RSMo 2000 (L.F. 36-⁠37). The case went to trial on January 20, 2015 (see Tr. 2). After the State had presented its case-in-chief, the defense presented the testimony of Mr. Becklean and Mr. Clay (Tr. 641, 706).</w:t>
       </w:r>
     </w:p>
     <w:p>
@@ -6396,19 +6272,7 @@
         <w:pStyle w:val="BodyText"/>
       </w:pPr>
       <w:r>
-        <w:t xml:space="preserve">Mr. Becklean testified that he then said he was leaving, and that he went to the front door (Tr. 664). He said that Mr. McGhee was “in the middle still trying to break everything up and still trying to help keep the peace” (Tr. 664). Mr. Becklean said that they made their way outside, and that Mr. Clay then came out after them (Tr. 666</w:t>
-      </w:r>
-      <w:r>
-        <w:noBreakHyphen/>
-      </w:r>
-      <w:r>
-        <w:t xml:space="preserve">667). He said that he saw Mr. Clay “come up behind Mr. White and hit him with, looked like the butt of a gun” (Tr. 670). He said that Mr. White “pitched forward, started to kind of like stumble forward,” and that he then heard a shot (Tr. 671). He said that he drove away and called 911 (Tr. 671</w:t>
-      </w:r>
-      <w:r>
-        <w:noBreakHyphen/>
-      </w:r>
-      <w:r>
-        <w:t xml:space="preserve">672).</w:t>
+        <w:t xml:space="preserve">Mr. Becklean testified that he then said he was leaving, and that he went to the front door (Tr. 664). He said that Mr. McGhee was “in the middle still trying to break everything up and still trying to help keep the peace” (Tr. 664). Mr. Becklean said that they made their way outside, and that Mr. Clay then came out after them (Tr. 666-⁠667). He said that he saw Mr. Clay “come up behind Mr. White and hit him with, looked like the butt of a gun” (Tr. 670). He said that Mr. White “pitched forward, started to kind of like stumble forward,” and that he then heard a shot (Tr. 671). He said that he drove away and called 911 (Tr. 671-⁠672).</w:t>
       </w:r>
     </w:p>
     <w:p>
@@ -6416,19 +6280,7 @@
         <w:pStyle w:val="BodyText"/>
       </w:pPr>
       <w:r>
-        <w:t xml:space="preserve">Mr. Clay testified that after Mr. White had done some things that he did not like, he told Mr. White that he had had enough to drink, and that it was time for Mr. White to leave (Tr. 718). He stated that Mr. White punched him when he took the bottle of whiskey from Mr. White (Tr. 721). He testified that he hit Mr. White, and that Mr. White then tackled him when he put the bottle down on a table (Tr. 722). Mr. Clay testified that Mr. White then beat him while they were on the floor, and that Mr. McGhee kicked him in the face (Tr. 723</w:t>
-      </w:r>
-      <w:r>
-        <w:noBreakHyphen/>
-      </w:r>
-      <w:r>
-        <w:t xml:space="preserve">724). Mr. Clay testified that he managed to pull out his knife, and that he hit and stabbed Mr. White with the knife, causing Mr. White to let him go (Tr. 726). He said that he then held off Mr. White with the knife, and that he stabbed Mr. McGhee twice when Mr. McGhee tried to grab him (Tr. 727</w:t>
-      </w:r>
-      <w:r>
-        <w:noBreakHyphen/>
-      </w:r>
-      <w:r>
-        <w:t xml:space="preserve">728).</w:t>
+        <w:t xml:space="preserve">Mr. Clay testified that after Mr. White had done some things that he did not like, he told Mr. White that he had had enough to drink, and that it was time for Mr. White to leave (Tr. 718). He stated that Mr. White punched him when he took the bottle of whiskey from Mr. White (Tr. 721). He testified that he hit Mr. White, and that Mr. White then tackled him when he put the bottle down on a table (Tr. 722). Mr. Clay testified that Mr. White then beat him while they were on the floor, and that Mr. McGhee kicked him in the face (Tr. 723-⁠724). Mr. Clay testified that he managed to pull out his knife, and that he hit and stabbed Mr. White with the knife, causing Mr. White to let him go (Tr. 726). He said that he then held off Mr. White with the knife, and that he stabbed Mr. McGhee twice when Mr. McGhee tried to grab him (Tr. 727-⁠728).</w:t>
       </w:r>
     </w:p>
     <w:p>
@@ -6444,19 +6296,7 @@
         <w:pStyle w:val="BodyText"/>
       </w:pPr>
       <w:r>
-        <w:t xml:space="preserve">Mr. Clay testified that they left, but that “all of a sudden [he] heard this loud noise” and thought “he had busted the mirror out of [his] truck or [his] car” (Tr. 731</w:t>
-      </w:r>
-      <w:r>
-        <w:noBreakHyphen/>
-      </w:r>
-      <w:r>
-        <w:t xml:space="preserve">732). Mr. White testified that he “took off running” and went outside (Tr. 732</w:t>
-      </w:r>
-      <w:r>
-        <w:noBreakHyphen/>
-      </w:r>
-      <w:r>
-        <w:t xml:space="preserve">733). He said that he “peeked” at the others and saw that they had opened his gate the wrong way, causing the lock to fly off and hit the truck (Tr. 733). He said that he passed by Mr. White, and that Mr. White tried to grab his arm (Tr. 733). He said that he jerked his hand back, and that Mr. White punched him in the back of the neck (Tr. 733).</w:t>
+        <w:t xml:space="preserve">Mr. Clay testified that they left, but that “all of a sudden [he] heard this loud noise” and thought “he had busted the mirror out of [his] truck or [his] car” (Tr. 731-⁠732). Mr. White testified that he “took off running” and went outside (Tr. 732-⁠733). He said that he “peeked” at the others and saw that they had opened his gate the wrong way, causing the lock to fly off and hit the truck (Tr. 733). He said that he passed by Mr. White, and that Mr. White tried to grab his arm (Tr. 733). He said that he jerked his hand back, and that Mr. White punched him in the back of the neck (Tr. 733).</w:t>
       </w:r>
     </w:p>
     <w:p>
@@ -6464,13 +6304,7 @@
         <w:pStyle w:val="BodyText"/>
       </w:pPr>
       <w:r>
-        <w:t xml:space="preserve">Mr. Clay testified that he asked Mr. Becklean to get Mr. White off his property and that he asked them to get in the car and leave (Tr. 734). He said that he walked Mr. White off his property, but that Mr. White “tried to run back up on [him] again” when he turned around (Tr. 735). He said that Mr. White walked back up behind him and said, “take the gun, stick it up your ass, I kill your ass” (Tr. 735). Mr. Clay said that he turned around and said, “Man, just get off my property” (Tr. 736). He said that he then mentioned his neighbors and eventually said he could call the police (Tr. 736</w:t>
-      </w:r>
-      <w:r>
-        <w:noBreakHyphen/>
-      </w:r>
-      <w:r>
-        <w:t xml:space="preserve">737).</w:t>
+        <w:t xml:space="preserve">Mr. Clay testified that he asked Mr. Becklean to get Mr. White off his property and that he asked them to get in the car and leave (Tr. 734). He said that he walked Mr. White off his property, but that Mr. White “tried to run back up on [him] again” when he turned around (Tr. 735). He said that Mr. White walked back up behind him and said, “take the gun, stick it up your ass, I kill your ass” (Tr. 735). Mr. Clay said that he turned around and said, “Man, just get off my property” (Tr. 736). He said that he then mentioned his neighbors and eventually said he could call the police (Tr. 736-⁠737).</w:t>
       </w:r>
     </w:p>
     <w:p>
@@ -6486,13 +6320,7 @@
         <w:pStyle w:val="BodyText"/>
       </w:pPr>
       <w:r>
-        <w:t xml:space="preserve">The jury found Mr. Clay guilty of murder in the second degree and its associated count of armed criminal action (Tr. 920; L.F. 123). The jury found Mr. Clay not guilty of the assault against Mr. McGhee and its associated count of armed criminal action (Tr. 920). The trial court sentenced Mr. Clay to twenty-five years’ imprisonment for murder, and 10 years’ imprisonment for armed criminal action (Tr. 1014; L.F. 156). The court ordered the sentences to run concurrently (Tr. 1014</w:t>
-      </w:r>
-      <w:r>
-        <w:noBreakHyphen/>
-      </w:r>
-      <w:r>
-        <w:t xml:space="preserve">1015).</w:t>
+        <w:t xml:space="preserve">The jury found Mr. Clay guilty of murder in the second degree and its associated count of armed criminal action (Tr. 920; L.F. 123). The jury found Mr. Clay not guilty of the assault against Mr. McGhee and its associated count of armed criminal action (Tr. 920). The trial court sentenced Mr. Clay to twenty-five years’ imprisonment for murder, and 10 years’ imprisonment for armed criminal action (Tr. 1014; L.F. 156). The court ordered the sentences to run concurrently (Tr. 1014-⁠1015).</w:t>
       </w:r>
     </w:p>
     <w:p>
@@ -7223,19 +7051,7 @@
         <w:pStyle w:val="BodyText"/>
       </w:pPr>
       <w:r>
-        <w:t xml:space="preserve">At trial, at the instructions conference, in discussing Instruction No. 14 (the self-defense instruction that was applicable to the homicide), the trial court stated that the instruction was “going to be amended by the defendant” (Tr. 801). Defense counsel confirmed that the trial court was “correct,” and he stated, “We are proposing the initial aggressor language, plus adding threats” (Tr. 801) (emphasis added). The parties discussed whether the instruction would refer to “deadly force,” and defense counsel stated that he “certainly [didn’t] mind adding it if the Court finds that deadly force was used, which in this case is apparent” (Tr. 803</w:t>
-      </w:r>
-      <w:r>
-        <w:noBreakHyphen/>
-      </w:r>
-      <w:r>
-        <w:t xml:space="preserve">804). The parties then discussed other language, and defense counsel pointed out that his proposed instruction omitted from the first paragraph the phrase “from harm,” as indicated in the most recent version of MAI-CR 3d 306.06A (Tr. 805). The prosecutor agreed that that omission was correct (Tr. 806). The prosecutor then agreed that it could strike that language from its proposed instruction (which otherwise matched the defense’s instruction in Part A), and the court stated, “Okay. I’m back to working from the State’s copy” (see Tr. 806; L.F. 164, 167). The parties then discussed language to include in Part C of the instruction and ultimately agreed to the language that would be included there (Tr. 807</w:t>
-      </w:r>
-      <w:r>
-        <w:noBreakHyphen/>
-      </w:r>
-      <w:r>
-        <w:t xml:space="preserve">810).</w:t>
+        <w:t xml:space="preserve">At trial, at the instructions conference, in discussing Instruction No. 14 (the self-defense instruction that was applicable to the homicide), the trial court stated that the instruction was “going to be amended by the defendant” (Tr. 801). Defense counsel confirmed that the trial court was “correct,” and he stated, “We are proposing the initial aggressor language, plus adding threats” (Tr. 801) (emphasis added). The parties discussed whether the instruction would refer to “deadly force,” and defense counsel stated that he “certainly [didn’t] mind adding it if the Court finds that deadly force was used, which in this case is apparent” (Tr. 803-⁠804). The parties then discussed other language, and defense counsel pointed out that his proposed instruction omitted from the first paragraph the phrase “from harm,” as indicated in the most recent version of MAI-CR 3d 306.06A (Tr. 805). The prosecutor agreed that that omission was correct (Tr. 806). The prosecutor then agreed that it could strike that language from its proposed instruction (which otherwise matched the defense’s instruction in Part A), and the court stated, “Okay. I’m back to working from the State’s copy” (see Tr. 806; L.F. 164, 167). The parties then discussed language to include in Part C of the instruction and ultimately agreed to the language that would be included there (Tr. 807-⁠810).</w:t>
       </w:r>
     </w:p>
     <w:p>
@@ -7382,13 +7198,7 @@
         <w:t xml:space="preserve"> </w:t>
       </w:r>
       <w:r>
-        <w:t xml:space="preserve">The defense then collaborated with the State and agreed upon the language that would be included in the self-defense instruction (Tr. 803</w:t>
-      </w:r>
-      <w:r>
-        <w:noBreakHyphen/>
-      </w:r>
-      <w:r>
-        <w:t xml:space="preserve">810). Once the final instruction was completed, the parties agreed that the instruction was correct (Tr. 826). There was never any indication that the defense wanted to submit the “withdrawal” language, or that the defense believed that the withdrawal paragraph was warranted under the evidence.</w:t>
+        <w:t xml:space="preserve">The defense then collaborated with the State and agreed upon the language that would be included in the self-defense instruction (Tr. 803-⁠810). Once the final instruction was completed, the parties agreed that the instruction was correct (Tr. 826). There was never any indication that the defense wanted to submit the “withdrawal” language, or that the defense believed that the withdrawal paragraph was warranted under the evidence.</w:t>
       </w:r>
       <w:r>
         <w:rPr>
@@ -7441,13 +7251,7 @@
         <w:t xml:space="preserve">State v. Oudin</w:t>
       </w:r>
       <w:r>
-        <w:t xml:space="preserve">, 403 S.W.3d 693, 697</w:t>
-      </w:r>
-      <w:r>
-        <w:noBreakHyphen/>
-      </w:r>
-      <w:r>
-        <w:t xml:space="preserve">698 (Mo.App. W.D. 2013) (“The combination of Oudin’s</w:t>
+        <w:t xml:space="preserve">, 403 S.W.3d 693, 697-⁠698 (Mo.App. W.D. 2013) (“The combination of Oudin’s</w:t>
       </w:r>
       <w:r>
         <w:t xml:space="preserve"> </w:t>
@@ -7467,13 +7271,7 @@
         <w:t xml:space="preserve"> </w:t>
       </w:r>
       <w:r>
-        <w:t xml:space="preserve">applies only when [a party’s] incorrect instruction was actually given to the jury” (App.Sub.Br. 27). He asserts that he “did not submit Instruction 14, the State did” (App.Sub.Br. 27). He points out that Instruction No. 14 indicates on its face that it was “Submitted by Plaintiff,” and he asserts that “[n]o more proof should be required that the State submitted Instruction 14 besides the fact that the State literally typed ‘Submitted by Plaintiff’ on the ‘dirty’ copy of Instruction 14 submitted and accepted by the trial court” (App.Sub.Br. 28). But while no additional proof would ordinarily be required to prove which party submitted an instruction, the record in this case provides ample proof (as outlined above) that Instruction No. 14 was, in fact, jointly drafted and agreed upon by the parties, notwithstanding the notation made on the face of the instruction (see Tr. 803</w:t>
-      </w:r>
-      <w:r>
-        <w:noBreakHyphen/>
-      </w:r>
-      <w:r>
-        <w:t xml:space="preserve">810, 826). Thus, in light of the record made at trial, the Court should hold that defense counsel worked with the prosecutor in drafting the instruction and approved its final form and, accordingly, that Mr. Clay’s claim was waived.</w:t>
+        <w:t xml:space="preserve">applies only when [a party’s] incorrect instruction was actually given to the jury” (App.Sub.Br. 27). He asserts that he “did not submit Instruction 14, the State did” (App.Sub.Br. 27). He points out that Instruction No. 14 indicates on its face that it was “Submitted by Plaintiff,” and he asserts that “[n]o more proof should be required that the State submitted Instruction 14 besides the fact that the State literally typed ‘Submitted by Plaintiff’ on the ‘dirty’ copy of Instruction 14 submitted and accepted by the trial court” (App.Sub.Br. 28). But while no additional proof would ordinarily be required to prove which party submitted an instruction, the record in this case provides ample proof (as outlined above) that Instruction No. 14 was, in fact, jointly drafted and agreed upon by the parties, notwithstanding the notation made on the face of the instruction (see Tr. 803-⁠810, 826). Thus, in light of the record made at trial, the Court should hold that defense counsel worked with the prosecutor in drafting the instruction and approved its final form and, accordingly, that Mr. Clay’s claim was waived.</w:t>
       </w:r>
     </w:p>
     <w:p>
@@ -7481,13 +7279,7 @@
         <w:pStyle w:val="BodyText"/>
       </w:pPr>
       <w:r>
-        <w:t xml:space="preserve">Mr. Clay also asserts that the State’s argument in favor of waiver has been rejected by this Court (App.Sub.Br. 27</w:t>
-      </w:r>
-      <w:r>
-        <w:noBreakHyphen/>
-      </w:r>
-      <w:r>
-        <w:t xml:space="preserve">28, citing</w:t>
+        <w:t xml:space="preserve">Mr. Clay also asserts that the State’s argument in favor of waiver has been rejected by this Court (App.Sub.Br. 27-⁠28, citing</w:t>
       </w:r>
       <w:r>
         <w:t xml:space="preserve"> </w:t>
@@ -7832,7 +7624,7 @@
         <w:t xml:space="preserve">State v. Westfall</w:t>
       </w:r>
       <w:r>
-        <w:t xml:space="preserve">, 75 S.W.3d 278, 280 (Mo. 2002)). “The circuit court must submit a self-defense instruction ‘when substantial evidence is adduced to support it, even when that evidence is inconsistent with the defendant’s testimony,” [ ] and failure to do so is reversible error.”</w:t>
+        <w:t xml:space="preserve">, 75 S.W.3d 278, 280 (Mo. 2002)). “The circuit court must submit a self-defense instruction ‘when substantial evidence is adduced to support it, even when that evidence is inconsistent with the defendant’s testimony,” [ ⁠] and failure to do so is reversible error.”</w:t>
       </w:r>
       <w:r>
         <w:t xml:space="preserve"> </w:t>
@@ -7973,25 +7765,7 @@
         <w:pStyle w:val="BodyText"/>
       </w:pPr>
       <w:r>
-        <w:t xml:space="preserve">Mr. Becklean testified that when he went to the door, Mr. McGhee was “in the middle still trying to break everything up and still trying to help keep the peace” (Tr. 664). Mr. Becklean said that they made their way outside, and that Mr. Clay then came out after them (Tr. 666</w:t>
-      </w:r>
-      <w:r>
-        <w:noBreakHyphen/>
-      </w:r>
-      <w:r>
-        <w:t xml:space="preserve">667). He testified that, outside, both men continued to yell at each other on the driveway (Tr. 666</w:t>
-      </w:r>
-      <w:r>
-        <w:noBreakHyphen/>
-      </w:r>
-      <w:r>
-        <w:t xml:space="preserve">669). He said that ultimately he saw Mr. Clay “come up behind Mr. White and hit him with, looked like the butt of a gun” (Tr. 670). He said that Mr. White “pitched forward, started to kind of like stumble forward,” and that he then heard a shot (Tr. 671). He said that he drove away and called 911 (Tr. 671</w:t>
-      </w:r>
-      <w:r>
-        <w:noBreakHyphen/>
-      </w:r>
-      <w:r>
-        <w:t xml:space="preserve">672). Mr. Becklean did not testify that Mr. Clay ever withdrew from the encounter or that he communicated his withdrawal to Mr. White.</w:t>
+        <w:t xml:space="preserve">Mr. Becklean testified that when he went to the door, Mr. McGhee was “in the middle still trying to break everything up and still trying to help keep the peace” (Tr. 664). Mr. Becklean said that they made their way outside, and that Mr. Clay then came out after them (Tr. 666-⁠667). He testified that, outside, both men continued to yell at each other on the driveway (Tr. 666-⁠669). He said that ultimately he saw Mr. Clay “come up behind Mr. White and hit him with, looked like the butt of a gun” (Tr. 670). He said that Mr. White “pitched forward, started to kind of like stumble forward,” and that he then heard a shot (Tr. 671). He said that he drove away and called 911 (Tr. 671-⁠672). Mr. Becklean did not testify that Mr. Clay ever withdrew from the encounter or that he communicated his withdrawal to Mr. White.</w:t>
       </w:r>
     </w:p>
     <w:p>
@@ -8007,19 +7781,7 @@
         <w:pStyle w:val="BodyText"/>
       </w:pPr>
       <w:r>
-        <w:t xml:space="preserve">Mr. Clay testified that they left, but that “all of a sudden [he] heard this loud noise” and thought “he had busted the mirror out of [his] truck or [his] car” (Tr. 731</w:t>
-      </w:r>
-      <w:r>
-        <w:noBreakHyphen/>
-      </w:r>
-      <w:r>
-        <w:t xml:space="preserve">732). Mr. White testified that he “took off running” and went outside (Tr. 732</w:t>
-      </w:r>
-      <w:r>
-        <w:noBreakHyphen/>
-      </w:r>
-      <w:r>
-        <w:t xml:space="preserve">733). He said that he “peeked” at the others and saw that they had opened his gate the wrong way, causing the lock to fly off and hit the truck (Tr. 733). He said that he passed by Mr. White, and that Mr. White tried to grab his arm (Tr. 733). He said that he jerked his hand back, and that Mr. White punched him in the back of the neck (Tr. 733).</w:t>
+        <w:t xml:space="preserve">Mr. Clay testified that they left, but that “all of a sudden [he] heard this loud noise” and thought “he had busted the mirror out of [his] truck or [his] car” (Tr. 731-⁠732). Mr. White testified that he “took off running” and went outside (Tr. 732-⁠733). He said that he “peeked” at the others and saw that they had opened his gate the wrong way, causing the lock to fly off and hit the truck (Tr. 733). He said that he passed by Mr. White, and that Mr. White tried to grab his arm (Tr. 733). He said that he jerked his hand back, and that Mr. White punched him in the back of the neck (Tr. 733).</w:t>
       </w:r>
     </w:p>
     <w:p>
@@ -8027,13 +7789,7 @@
         <w:pStyle w:val="BodyText"/>
       </w:pPr>
       <w:r>
-        <w:t xml:space="preserve">Mr. Clay testified that he asked Mr. Becklean to get Mr. White off his property and that he asked them to get in the car and leave (Tr. 734). He said that he walked Mr. White off his property and said the others would “pick [him] up in the street,” but that Mr. White “tried to run back up on [him] again” when he turned around (Tr. 735). He said that Mr. White walked back up behind him and said, “take the gun, stick it up your ass, I kill your ass” (Tr. 735). Mr. Clay said he turned around and said, “Man, just get off my property” (Tr. 736). He said that he then mentioned his neighbors and eventually said he could call the police (Tr. 736</w:t>
-      </w:r>
-      <w:r>
-        <w:noBreakHyphen/>
-      </w:r>
-      <w:r>
-        <w:t xml:space="preserve">737).</w:t>
+        <w:t xml:space="preserve">Mr. Clay testified that he asked Mr. Becklean to get Mr. White off his property and that he asked them to get in the car and leave (Tr. 734). He said that he walked Mr. White off his property and said the others would “pick [him] up in the street,” but that Mr. White “tried to run back up on [him] again” when he turned around (Tr. 735). He said that Mr. White walked back up behind him and said, “take the gun, stick it up your ass, I kill your ass” (Tr. 735). Mr. Clay said he turned around and said, “Man, just get off my property” (Tr. 736). He said that he then mentioned his neighbors and eventually said he could call the police (Tr. 736-⁠737).</w:t>
       </w:r>
     </w:p>
     <w:p>
@@ -8049,31 +7805,7 @@
         <w:pStyle w:val="BodyText"/>
       </w:pPr>
       <w:r>
-        <w:t xml:space="preserve">The video showed that Mr. Clay confronted Mr. White in the driveway (about one minute and eleven seconds before the shooting), and that Mr. Clay swung his right hand at Mr. White (State’s Ex. 17, 3:43:40</w:t>
-      </w:r>
-      <w:r>
-        <w:noBreakHyphen/>
-      </w:r>
-      <w:r>
-        <w:t xml:space="preserve">3:43:47). The video showed that Mr. Clay (with his hands at his sides) backed Mr. White down the driveway, until Mr. White was about two steps into the street (3:43:47</w:t>
-      </w:r>
-      <w:r>
-        <w:noBreakHyphen/>
-      </w:r>
-      <w:r>
-        <w:t xml:space="preserve">3:43:57). Mr. Clay then turned (with his hands still down at his sides) and walked back up the driveway, while Mr. White walked slowly back onto the driveway and moved up the driveway behind Mr. Clay (3:43:57</w:t>
-      </w:r>
-      <w:r>
-        <w:noBreakHyphen/>
-      </w:r>
-      <w:r>
-        <w:t xml:space="preserve">3:44:08). Still separated by a few feet, Mr. Clay then turned back toward Mr. White, and Mr. White turned away from Mr. Clay and walked (with his back toward Mr. Clay) around the back of Mr. Becklean’s car (3:44:08</w:t>
-      </w:r>
-      <w:r>
-        <w:noBreakHyphen/>
-      </w:r>
-      <w:r>
-        <w:t xml:space="preserve">3:44:18).</w:t>
+        <w:t xml:space="preserve">The video showed that Mr. Clay confronted Mr. White in the driveway (about one minute and eleven seconds before the shooting), and that Mr. Clay swung his right hand at Mr. White (State’s Ex. 17, 3:43:40-⁠3:43:47). The video showed that Mr. Clay (with his hands at his sides) backed Mr. White down the driveway, until Mr. White was about two steps into the street (3:43:47-⁠3:43:57). Mr. Clay then turned (with his hands still down at his sides) and walked back up the driveway, while Mr. White walked slowly back onto the driveway and moved up the driveway behind Mr. Clay (3:43:57-⁠3:44:08). Still separated by a few feet, Mr. Clay then turned back toward Mr. White, and Mr. White turned away from Mr. Clay and walked (with his back toward Mr. Clay) around the back of Mr. Becklean’s car (3:44:08-⁠3:44:18).</w:t>
       </w:r>
     </w:p>
     <w:p>
@@ -8081,25 +7813,7 @@
         <w:pStyle w:val="BodyText"/>
       </w:pPr>
       <w:r>
-        <w:t xml:space="preserve">At that point, Mr. Becklean stepped between the two men to get into his car, Mr. White moved toward Mr. Clay (walking behind Mr. Becklean), and Mr. McGhee walked back onto the driveway and went around Mr. Becklean’s car (3:44:18</w:t>
-      </w:r>
-      <w:r>
-        <w:noBreakHyphen/>
-      </w:r>
-      <w:r>
-        <w:t xml:space="preserve">3:44:26). Mr. Clay and Mr. White again stood face to face, and Mr. Clay walked Mr. White back again and followed him around the back of Mr. Becklean’s car (3:44:26</w:t>
-      </w:r>
-      <w:r>
-        <w:noBreakHyphen/>
-      </w:r>
-      <w:r>
-        <w:t xml:space="preserve">3:44:47). Mr. Clay then swung his right hand at Mr. White, Mr. White retaliated, and Mr. Clay moved backward and shot Mr. White (3:44:47</w:t>
-      </w:r>
-      <w:r>
-        <w:noBreakHyphen/>
-      </w:r>
-      <w:r>
-        <w:t xml:space="preserve">3:44:51).</w:t>
+        <w:t xml:space="preserve">At that point, Mr. Becklean stepped between the two men to get into his car, Mr. White moved toward Mr. Clay (walking behind Mr. Becklean), and Mr. McGhee walked back onto the driveway and went around Mr. Becklean’s car (3:44:18-⁠3:44:26). Mr. Clay and Mr. White again stood face to face, and Mr. Clay walked Mr. White back again and followed him around the back of Mr. Becklean’s car (3:44:26-⁠3:44:47). Mr. Clay then swung his right hand at Mr. White, Mr. White retaliated, and Mr. Clay moved backward and shot Mr. White (3:44:47-⁠3:44:51).</w:t>
       </w:r>
     </w:p>
     <w:p>
@@ -8107,13 +7821,7 @@
         <w:pStyle w:val="BodyText"/>
       </w:pPr>
       <w:r>
-        <w:t xml:space="preserve">In asserting that there was evidence to support the “withdrawal” language, Mr. Clay asserts that he “clearly and unequivocally indicated his abandonment of the struggle to White, McGhee, and Becklean around 3:43:58 of State’s Ex. 17” (App.Sub.Br. 23). He points out that he walked Mr. White off of his property and told him to wait to be picked up (App.Sub.Br. 23). He asserts, “It is at this point that [he] clearly and unequivocally evidenced his intent to end the encounter: he lowered his gun, turned his back on White and walked up his driveway toward his front door” (App.Sub.Br. 23</w:t>
-      </w:r>
-      <w:r>
-        <w:noBreakHyphen/>
-      </w:r>
-      <w:r>
-        <w:t xml:space="preserve">24). He further asserts, “The video evidence is unequivocal: Clay is not walking towards any of the three men (nor is he ‘fleeing’) at that point” (App.Sub.Br. 24).</w:t>
+        <w:t xml:space="preserve">In asserting that there was evidence to support the “withdrawal” language, Mr. Clay asserts that he “clearly and unequivocally indicated his abandonment of the struggle to White, McGhee, and Becklean around 3:43:58 of State’s Ex. 17” (App.Sub.Br. 23). He points out that he walked Mr. White off of his property and told him to wait to be picked up (App.Sub.Br. 23). He asserts, “It is at this point that [he] clearly and unequivocally evidenced his intent to end the encounter: he lowered his gun, turned his back on White and walked up his driveway toward his front door” (App.Sub.Br. 23-⁠24). He further asserts, “The video evidence is unequivocal: Clay is not walking towards any of the three men (nor is he ‘fleeing’) at that point” (App.Sub.Br. 24).</w:t>
       </w:r>
     </w:p>
     <w:p>
@@ -8121,13 +7829,7 @@
         <w:pStyle w:val="BodyText"/>
       </w:pPr>
       <w:r>
-        <w:t xml:space="preserve">Mr. Clay’s assertions, however, are not supported by the evidence. The video evidence is not clear and unequivocal, as it has no sound; thus, the video does not reveal what the men were saying to each other, and whether they continued to yell at one another while Mr. Clay was walking back up his driveway (after forcing Mr. White off the driveway). Mr. McGhee and Mr. Becklean both described a physical and verbal encounter that did not cease until the fatal shooting. Even Mr. Clay’s testimony failed to show a cessation of hostilities after he forced Mr. White off the driveway, as he testified that when he turned away, Mr. White immediately came up behind him (see Tr. 734</w:t>
-      </w:r>
-      <w:r>
-        <w:noBreakHyphen/>
-      </w:r>
-      <w:r>
-        <w:t xml:space="preserve">739). Mr. Clay did not testify that he withdrew from the encounter or that he communicated his withdrawal to Mr. White.</w:t>
+        <w:t xml:space="preserve">Mr. Clay’s assertions, however, are not supported by the evidence. The video evidence is not clear and unequivocal, as it has no sound; thus, the video does not reveal what the men were saying to each other, and whether they continued to yell at one another while Mr. Clay was walking back up his driveway (after forcing Mr. White off the driveway). Mr. McGhee and Mr. Becklean both described a physical and verbal encounter that did not cease until the fatal shooting. Even Mr. Clay’s testimony failed to show a cessation of hostilities after he forced Mr. White off the driveway, as he testified that when he turned away, Mr. White immediately came up behind him (see Tr. 734-⁠739). Mr. Clay did not testify that he withdrew from the encounter or that he communicated his withdrawal to Mr. White.</w:t>
       </w:r>
     </w:p>
     <w:p>
@@ -8135,19 +7837,7 @@
         <w:pStyle w:val="BodyText"/>
       </w:pPr>
       <w:r>
-        <w:t xml:space="preserve">In addition, Mr. Clay’s assertion on appeal that he “lowered his gun” after forcing Mr. White off his driveway is not supported by any evidence. No one testified that Mr. Clay lowered his gun, and the video shows that Mr. Clay’s hands were down at his sides while he forced Mr. White to back up down the driveway (see State’s Ex. 17, 3:43:47</w:t>
-      </w:r>
-      <w:r>
-        <w:noBreakHyphen/>
-      </w:r>
-      <w:r>
-        <w:t xml:space="preserve">3:43:57). Mr. Clay then turned (with his hands still down at his sides) and walked back up the driveway, while Mr. White walked slowly back onto the driveway and moved up the driveway behind Mr. Clay (3:43:57</w:t>
-      </w:r>
-      <w:r>
-        <w:noBreakHyphen/>
-      </w:r>
-      <w:r>
-        <w:t xml:space="preserve">3:44:08). In short, there was neither a withdrawal from the encounter nor a communication of any withdrawal that could have been communicated by Mr. Clay’s use of the gun. To the contrary, the video shows that throughout the encounter, Mr. Clay generally held the gun at his side and only raised it when he swung at Mr. White.</w:t>
+        <w:t xml:space="preserve">In addition, Mr. Clay’s assertion on appeal that he “lowered his gun” after forcing Mr. White off his driveway is not supported by any evidence. No one testified that Mr. Clay lowered his gun, and the video shows that Mr. Clay’s hands were down at his sides while he forced Mr. White to back up down the driveway (see State’s Ex. 17, 3:43:47-⁠3:43:57). Mr. Clay then turned (with his hands still down at his sides) and walked back up the driveway, while Mr. White walked slowly back onto the driveway and moved up the driveway behind Mr. Clay (3:43:57-⁠3:44:08). In short, there was neither a withdrawal from the encounter nor a communication of any withdrawal that could have been communicated by Mr. Clay’s use of the gun. To the contrary, the video shows that throughout the encounter, Mr. Clay generally held the gun at his side and only raised it when he swung at Mr. White.</w:t>
       </w:r>
     </w:p>
     <w:p>
@@ -8155,13 +7845,7 @@
         <w:pStyle w:val="BodyText"/>
       </w:pPr>
       <w:r>
-        <w:t xml:space="preserve">Mr. Clay’s assertion that he walked toward his front door is also not supported by the evidence. On the video, while Mr. Clay did walk back up the driveway, he appeared to be walking toward his garage (not his front door), and he turned around to confront Mr. White while Mr. White is still some distance from him (3:43:57</w:t>
-      </w:r>
-      <w:r>
-        <w:noBreakHyphen/>
-      </w:r>
-      <w:r>
-        <w:t xml:space="preserve">3:44:18). Mr. Clay did not testify that he was trying to go back inside his house, and there was no evidence suggesting that Mr. Clay told Mr. White he was leaving or going back inside.</w:t>
+        <w:t xml:space="preserve">Mr. Clay’s assertion that he walked toward his front door is also not supported by the evidence. On the video, while Mr. Clay did walk back up the driveway, he appeared to be walking toward his garage (not his front door), and he turned around to confront Mr. White while Mr. White is still some distance from him (3:43:57-⁠3:44:18). Mr. Clay did not testify that he was trying to go back inside his house, and there was no evidence suggesting that Mr. Clay told Mr. White he was leaving or going back inside.</w:t>
       </w:r>
     </w:p>
     <w:p>
@@ -9405,7 +9089,7 @@
         <w:t xml:space="preserve"> </w:t>
       </w:r>
       <w:r>
-        <w:t xml:space="preserve">This conclusion necessarily followed the well-settled rule that where there is an applicable instruction (i.e., the self-defense instruction), the applicable instruction must be used to the exclusion of non-MAI instructions (and modified if necessary). See Rule 28.02(c) (“Whenever there is an MAI-CR instruction . . . applicable under the law and Notes on Use, the MAI-CR instruction . . . shall be given or used to the exclusion of any other instruction . . . .”).</w:t>
+        <w:t xml:space="preserve">This conclusion necessarily followed the well-settled rule that where there is an applicable instruction (i.e., the self-defense instruction), the applicable instruction must be used to the exclusion of non-MAI instructions (and modified if necessary). See Rule 28.02(c) (“Whenever there is an MAI-CR instruction ⁠. ⁠. ⁠. applicable under the law and Notes on Use, the MAI-CR instruction ⁠. ⁠. ⁠. shall be given or used to the exclusion of any other instruction ⁠. ⁠. ⁠. ⁠.”).</w:t>
       </w:r>
     </w:p>
     <w:p>
@@ -9425,13 +9109,7 @@
         <w:t xml:space="preserve"> </w:t>
       </w:r>
       <w:r>
-        <w:t xml:space="preserve">Thus, Mr. Clay should have asked the court to modify Instruction No. 14 instead of giving a separate instruction that purported to give additional guidance on the issue of self-defense. Indeed, it could have been confusing to the jury to have a separate, single instruction that purported to relate to self-defense, particularly where there were two separate self-defense instructions that instructed the jury on the issue of self-defense with regard to the homicide (instruction No. 14, which referred to deadly force) and the assault (Instruction No. 15, which referred to force) (see L.F. 83</w:t>
-      </w:r>
-      <w:r>
-        <w:noBreakHyphen/>
-      </w:r>
-      <w:r>
-        <w:t xml:space="preserve">88).</w:t>
+        <w:t xml:space="preserve">Thus, Mr. Clay should have asked the court to modify Instruction No. 14 instead of giving a separate instruction that purported to give additional guidance on the issue of self-defense. Indeed, it could have been confusing to the jury to have a separate, single instruction that purported to relate to self-defense, particularly where there were two separate self-defense instructions that instructed the jury on the issue of self-defense with regard to the homicide (instruction No. 14, which referred to deadly force) and the assault (Instruction No. 15, which referred to force) (see L.F. 83-⁠88).</w:t>
       </w:r>
     </w:p>
     <w:p>
@@ -9466,13 +9144,7 @@
         <w:pStyle w:val="BodyTextNote"/>
       </w:pPr>
       <w:r>
-        <w:t xml:space="preserve">Perhaps more significantly, Mr. Clay’s proposed instruction referred to the use of “force in self-defense,” and it failed to distinguish between “force” and “deadly force.” As stated above, however, there were two self-defense instructions in this case—one that referred to “deadly force” and one that referred to “force” (L.F. 83</w:t>
-      </w:r>
-      <w:r>
-        <w:noBreakHyphen/>
-      </w:r>
-      <w:r>
-        <w:t xml:space="preserve">88). Thus, if the proffered instruction had been submitted, the jury could have been misled to believe that the “duty to retreat” instruction did not apply to “deadly force” (which is treated differently). Thus, the trial court did not err in concluding that the proffered separate instruction could have been confusing or misleading to the jury.</w:t>
+        <w:t xml:space="preserve">Perhaps more significantly, Mr. Clay’s proposed instruction referred to the use of “force in self-defense,” and it failed to distinguish between “force” and “deadly force.” As stated above, however, there were two self-defense instructions in this case—one that referred to “deadly force” and one that referred to “force” (L.F. 83-⁠88). Thus, if the proffered instruction had been submitted, the jury could have been misled to believe that the “duty to retreat” instruction did not apply to “deadly force” (which is treated differently). Thus, the trial court did not err in concluding that the proffered separate instruction could have been confusing or misleading to the jury.</w:t>
       </w:r>
       <w:r>
         <w:rPr>
@@ -9882,13 +9554,7 @@
         <w:t xml:space="preserve">State v. Plunkett</w:t>
       </w:r>
       <w:r>
-        <w:t xml:space="preserve">, 473 S.W.3d at 173</w:t>
-      </w:r>
-      <w:r>
-        <w:noBreakHyphen/>
-      </w:r>
-      <w:r>
-        <w:t xml:space="preserve">174. As the Court of Appeals stated in Plunkett,</w:t>
+        <w:t xml:space="preserve">, 473 S.W.3d at 173-⁠174. As the Court of Appeals stated in Plunkett,</w:t>
       </w:r>
       <w:r>
         <w:t xml:space="preserve"> </w:t>
@@ -9939,13 +9605,7 @@
         <w:t xml:space="preserve"> </w:t>
       </w:r>
       <w:r>
-        <w:t xml:space="preserve">the defendant argued that the self-defense instruction submitted in her case was based on the most current version of the applicable MAI when, in light of when she committed her offense, the instruction should have been based on the prior version of the applicable MAI. 371 S.W.3d at 804</w:t>
-      </w:r>
-      <w:r>
-        <w:noBreakHyphen/>
-      </w:r>
-      <w:r>
-        <w:t xml:space="preserve">805. In other words, she asserted that the trial court plainly erred in giving an MAI that was not based on the substantive law in effect at the time she committed her offense.</w:t>
+        <w:t xml:space="preserve">the defendant argued that the self-defense instruction submitted in her case was based on the most current version of the applicable MAI when, in light of when she committed her offense, the instruction should have been based on the prior version of the applicable MAI. 371 S.W.3d at 804-⁠805. In other words, she asserted that the trial court plainly erred in giving an MAI that was not based on the substantive law in effect at the time she committed her offense.</w:t>
       </w:r>
       <w:r>
         <w:t xml:space="preserve"> </w:t>
@@ -10166,13 +9826,7 @@
         <w:t xml:space="preserve">State v. Whipple</w:t>
       </w:r>
       <w:r>
-        <w:t xml:space="preserve">, 501 S.W.3d 507, 516</w:t>
-      </w:r>
-      <w:r>
-        <w:noBreakHyphen/>
-      </w:r>
-      <w:r>
-        <w:t xml:space="preserve">517 (Mo.App. E.D. 2016) (holding that the fact that a person does not have a duty to retreat does not entitle the person to use self-defense).</w:t>
+        <w:t xml:space="preserve">, 501 S.W.3d 507, 516-⁠517 (Mo.App. E.D. 2016) (holding that the fact that a person does not have a duty to retreat does not entitle the person to use self-defense).</w:t>
       </w:r>
     </w:p>
     <w:p>
@@ -10834,31 +10488,7 @@
         <w:pStyle w:val="BodyText"/>
       </w:pPr>
       <w:r>
-        <w:t xml:space="preserve">In his third and fourth points, Mr. Clay asserts that the trial court erred in admitting evidence of uncharged marijuana-related crimes and evidence of his possessing brass knuckles (App.Sub.Br. 48</w:t>
-      </w:r>
-      <w:r>
-        <w:noBreakHyphen/>
-      </w:r>
-      <w:r>
-        <w:t xml:space="preserve">49, 53</w:t>
-      </w:r>
-      <w:r>
-        <w:noBreakHyphen/>
-      </w:r>
-      <w:r>
-        <w:t xml:space="preserve">54). He asserts that the evidence of uncharged crimes portrayed him as a “drug user” and a “lawbreaker,” and that the evidence was irrelevant and unduly prejudicial (App.Sub.Br. 48</w:t>
-      </w:r>
-      <w:r>
-        <w:noBreakHyphen/>
-      </w:r>
-      <w:r>
-        <w:t xml:space="preserve">49, 53</w:t>
-      </w:r>
-      <w:r>
-        <w:noBreakHyphen/>
-      </w:r>
-      <w:r>
-        <w:t xml:space="preserve">54).</w:t>
+        <w:t xml:space="preserve">In his third and fourth points, Mr. Clay asserts that the trial court erred in admitting evidence of uncharged marijuana-related crimes and evidence of his possessing brass knuckles (App.Sub.Br. 48-⁠49, 53-⁠54). He asserts that the evidence of uncharged crimes portrayed him as a “drug user” and a “lawbreaker,” and that the evidence was irrelevant and unduly prejudicial (App.Sub.Br. 48-⁠49, 53-⁠54).</w:t>
       </w:r>
     </w:p>
     <w:p>
@@ -11009,13 +10639,7 @@
         <w:t xml:space="preserve"> </w:t>
       </w:r>
       <w:r>
-        <w:t xml:space="preserve">at 195</w:t>
-      </w:r>
-      <w:r>
-        <w:noBreakHyphen/>
-      </w:r>
-      <w:r>
-        <w:t xml:space="preserve">196.</w:t>
+        <w:t xml:space="preserve">at 195-⁠196.</w:t>
       </w:r>
     </w:p>
     <w:p>
@@ -11345,19 +10969,7 @@
         <w:pStyle w:val="BodyText"/>
       </w:pPr>
       <w:r>
-        <w:t xml:space="preserve">Moreover, the record shows that defense counsel spent time inquiring about marijuana use, apparently attempting to establish that Mr. McGhee and Mr. White were smoking it (see Tr. 403</w:t>
-      </w:r>
-      <w:r>
-        <w:noBreakHyphen/>
-      </w:r>
-      <w:r>
-        <w:t xml:space="preserve">404). Defense counsel also asked about an alleged delivery of “illegal drugs” to the home, and he asked whether Mr. Clay had told the police that Mr. McGhee “brought some weed” to the house that night (Tr. 534, 563). A defense witness, Mr. Becklean, testified on direct examination, that Mr. McGhee had some marijuana, and that he never saw Mr. Clay smoking marijuana or possessing paraphernalia (Tr. 648</w:t>
-      </w:r>
-      <w:r>
-        <w:noBreakHyphen/>
-      </w:r>
-      <w:r>
-        <w:t xml:space="preserve">649). In short, the record shows that both sides were interested in presenting evidence of marijuana use (for different reasons); thus, the trial court cannot be faulted for failing to exclude the evidence sua sponte. Cf.</w:t>
+        <w:t xml:space="preserve">Moreover, the record shows that defense counsel spent time inquiring about marijuana use, apparently attempting to establish that Mr. McGhee and Mr. White were smoking it (see Tr. 403-⁠404). Defense counsel also asked about an alleged delivery of “illegal drugs” to the home, and he asked whether Mr. Clay had told the police that Mr. McGhee “brought some weed” to the house that night (Tr. 534, 563). A defense witness, Mr. Becklean, testified on direct examination, that Mr. McGhee had some marijuana, and that he never saw Mr. Clay smoking marijuana or possessing paraphernalia (Tr. 648-⁠649). In short, the record shows that both sides were interested in presenting evidence of marijuana use (for different reasons); thus, the trial court cannot be faulted for failing to exclude the evidence sua sponte. Cf.</w:t>
       </w:r>
       <w:r>
         <w:t xml:space="preserve"> </w:t>
@@ -11378,19 +10990,7 @@
         <w:pStyle w:val="BodyText"/>
       </w:pPr>
       <w:r>
-        <w:t xml:space="preserve">In addition, the evidence of marijuana use in this case was admissible for at least two other purposes. First, inasmuch as Mr. Clay, Mr. McGhee, and Mr. Becklean were all said to have used marijuana (Tr. 320</w:t>
-      </w:r>
-      <w:r>
-        <w:noBreakHyphen/>
-      </w:r>
-      <w:r>
-        <w:t xml:space="preserve">321), that evidence was relevant on the issue of their credibility as witnesses in the case (Tr. 320</w:t>
-      </w:r>
-      <w:r>
-        <w:noBreakHyphen/>
-      </w:r>
-      <w:r>
-        <w:t xml:space="preserve">321). All three men testified in this case, and among the most common means of impeaching a witness’s credibility is “admission of evidence showing the witness’s incapacity or problems in his or her ability to perceive or memory.”</w:t>
+        <w:t xml:space="preserve">In addition, the evidence of marijuana use in this case was admissible for at least two other purposes. First, inasmuch as Mr. Clay, Mr. McGhee, and Mr. Becklean were all said to have used marijuana (Tr. 320-⁠321), that evidence was relevant on the issue of their credibility as witnesses in the case (Tr. 320-⁠321). All three men testified in this case, and among the most common means of impeaching a witness’s credibility is “admission of evidence showing the witness’s incapacity or problems in his or her ability to perceive or memory.”</w:t>
       </w:r>
       <w:r>
         <w:t xml:space="preserve"> </w:t>
@@ -11450,13 +11050,7 @@
         <w:t xml:space="preserve"> </w:t>
       </w:r>
       <w:r>
-        <w:t xml:space="preserve">at 770</w:t>
-      </w:r>
-      <w:r>
-        <w:noBreakHyphen/>
-      </w:r>
-      <w:r>
-        <w:t xml:space="preserve">771.; see also</w:t>
+        <w:t xml:space="preserve">at 770-⁠771.; see also</w:t>
       </w:r>
       <w:r>
         <w:t xml:space="preserve"> </w:t>
@@ -11469,13 +11063,7 @@
         <w:t xml:space="preserve">State v. Phillips</w:t>
       </w:r>
       <w:r>
-        <w:t xml:space="preserve">, 939 S.W.2d 502, 504</w:t>
-      </w:r>
-      <w:r>
-        <w:noBreakHyphen/>
-      </w:r>
-      <w:r>
-        <w:t xml:space="preserve">505 (Mo.App. W.D. 1997) (holding that the trial court did not err in permitting the State to cross-examine the defendant about whether he was using methamphetamine when he committed the acts constituting the alleged offenses; whether defendant was under the influence of drugs was relevant in evaluating the accuracy and reasonableness of his perceptions);</w:t>
+        <w:t xml:space="preserve">, 939 S.W.2d 502, 504-⁠505 (Mo.App. W.D. 1997) (holding that the trial court did not err in permitting the State to cross-examine the defendant about whether he was using methamphetamine when he committed the acts constituting the alleged offenses; whether defendant was under the influence of drugs was relevant in evaluating the accuracy and reasonableness of his perceptions);</w:t>
       </w:r>
       <w:r>
         <w:t xml:space="preserve"> </w:t>
@@ -11501,13 +11089,7 @@
         <w:t xml:space="preserve">State v. Burnfin</w:t>
       </w:r>
       <w:r>
-        <w:t xml:space="preserve">, 771 S.W.2d at 910</w:t>
-      </w:r>
-      <w:r>
-        <w:noBreakHyphen/>
-      </w:r>
-      <w:r>
-        <w:t xml:space="preserve">911 (defendant did not testify and his marijuana use was apparently admitted solely to show that he was using “dope”).</w:t>
+        <w:t xml:space="preserve">, 771 S.W.2d at 910-⁠911 (defendant did not testify and his marijuana use was apparently admitted solely to show that he was using “dope”).</w:t>
       </w:r>
     </w:p>
     <w:p>
@@ -11662,19 +11244,7 @@
         <w:pStyle w:val="BodyText"/>
       </w:pPr>
       <w:r>
-        <w:t xml:space="preserve">Mr. Clay’s gun was found on a kitchen counter (Tr. 262, 428). The gun was loaded with eleven rounds of ammunition, and one round was in the chamber (Tr. 440</w:t>
-      </w:r>
-      <w:r>
-        <w:noBreakHyphen/>
-      </w:r>
-      <w:r>
-        <w:t xml:space="preserve">441). There was also a gun case on the counter containing more ammunition and a pair of brass knuckles (Tr. 444</w:t>
-      </w:r>
-      <w:r>
-        <w:noBreakHyphen/>
-      </w:r>
-      <w:r>
-        <w:t xml:space="preserve">445). Aside from a crime scene technician mentioning that he found the brass knuckles in the gun case, there was no further mention of them.</w:t>
+        <w:t xml:space="preserve">Mr. Clay’s gun was found on a kitchen counter (Tr. 262, 428). The gun was loaded with eleven rounds of ammunition, and one round was in the chamber (Tr. 440-⁠441). There was also a gun case on the counter containing more ammunition and a pair of brass knuckles (Tr. 444-⁠445). Aside from a crime scene technician mentioning that he found the brass knuckles in the gun case, there was no further mention of them.</w:t>
       </w:r>
     </w:p>
     <w:p>
@@ -11759,13 +11329,7 @@
         <w:t xml:space="preserve"> </w:t>
       </w:r>
       <w:r>
-        <w:t xml:space="preserve">106 S.W.2d at 60</w:t>
-      </w:r>
-      <w:r>
-        <w:noBreakHyphen/>
-      </w:r>
-      <w:r>
-        <w:t xml:space="preserve">61 (“ ‘The general rule does not apply where the evidence of another crime tends directly to prove guilt of the crime charged. Evidence which is relevant is not rendered inadmissible because it tends to prove him guilty of some other crime.’ ”);</w:t>
+        <w:t xml:space="preserve">106 S.W.2d at 60-⁠61 (“ ‘The general rule does not apply where the evidence of another crime tends directly to prove guilt of the crime charged. Evidence which is relevant is not rendered inadmissible because it tends to prove him guilty of some other crime.’ ”);</w:t>
       </w:r>
       <w:r>
         <w:t xml:space="preserve"> </w:t>
@@ -11812,13 +11376,7 @@
         <w:t xml:space="preserve">State v. LaRette</w:t>
       </w:r>
       <w:r>
-        <w:t xml:space="preserve">, 648 S.W.2d 96, 103</w:t>
-      </w:r>
-      <w:r>
-        <w:noBreakHyphen/>
-      </w:r>
-      <w:r>
-        <w:t xml:space="preserve">104 (Mo. 1983)). “Generally, it may be said that any legally competent evidence which, when taken alone or in connection with other evidence, affords reasonable inferences upon the matter in issue, tends to prove or disprove a material or controlling issue or to defeat the rights asserted by one or the other of the parties, and sheds any light upon or touches the issues in such a way as to enable the jury to draw a logical inference with respect to the principal fact in issue is relevant and admissible.”</w:t>
+        <w:t xml:space="preserve">, 648 S.W.2d 96, 103-⁠104 (Mo. 1983)). “Generally, it may be said that any legally competent evidence which, when taken alone or in connection with other evidence, affords reasonable inferences upon the matter in issue, tends to prove or disprove a material or controlling issue or to defeat the rights asserted by one or the other of the parties, and sheds any light upon or touches the issues in such a way as to enable the jury to draw a logical inference with respect to the principal fact in issue is relevant and admissible.”</w:t>
       </w:r>
       <w:r>
         <w:t xml:space="preserve"> </w:t>
@@ -12876,13 +12434,7 @@
         <w:pStyle w:val="BodyText"/>
       </w:pPr>
       <w:r>
-        <w:t xml:space="preserve">Counsel then argued that he could not judge Mr. Clay for going outside to protect his property because “[i]t was his stuff” (Tr. 892). Counsel repeatedly argued that Mr. Clay was attacked “in his house,” and counsel asserted that Mr. Clay was not guilty under the law (see Tr. 903</w:t>
-      </w:r>
-      <w:r>
-        <w:noBreakHyphen/>
-      </w:r>
-      <w:r>
-        <w:t xml:space="preserve">904).</w:t>
+        <w:t xml:space="preserve">Counsel then argued that he could not judge Mr. Clay for going outside to protect his property because “[i]t was his stuff” (Tr. 892). Counsel repeatedly argued that Mr. Clay was attacked “in his house,” and counsel asserted that Mr. Clay was not guilty under the law (see Tr. 903-⁠904).</w:t>
       </w:r>
     </w:p>
     <w:p>
@@ -13342,13 +12894,7 @@
         <w:pStyle w:val="BodyText"/>
       </w:pPr>
       <w:r>
-        <w:t xml:space="preserve">In his sixth point, Mr. Clay asserts that the trial court plainly erred in failing to submit, sua sponte, “the required instruction regarding the nested lesser included offense of voluntary manslaughter” (App.Sub.Br. 63</w:t>
-      </w:r>
-      <w:r>
-        <w:noBreakHyphen/>
-      </w:r>
-      <w:r>
-        <w:t xml:space="preserve">64). He points out that “no record [was] made as to why this nested lesser included offense was removed[,]” and he asserts that “the jury’s verdict would have been different if the jury had been instructed properly regarding this nested lesser included offense, and as a matter of law, failing to give a nested lesser included offense when an MAI is on point results in fundamental unfairness, a manifest injustice, and a miscarriage of justice requiring at least a new trial” (App.Sub.Br. 63).</w:t>
+        <w:t xml:space="preserve">In his sixth point, Mr. Clay asserts that the trial court plainly erred in failing to submit, sua sponte, “the required instruction regarding the nested lesser included offense of voluntary manslaughter” (App.Sub.Br. 63-⁠64). He points out that “no record [was] made as to why this nested lesser included offense was removed[,]” and he asserts that “the jury’s verdict would have been different if the jury had been instructed properly regarding this nested lesser included offense, and as a matter of law, failing to give a nested lesser included offense when an MAI is on point results in fundamental unfairness, a manifest injustice, and a miscarriage of justice requiring at least a new trial” (App.Sub.Br. 63).</w:t>
       </w:r>
     </w:p>
     <w:p>
@@ -13968,7 +13514,7 @@
         <w:pStyle w:val="BodyText"/>
       </w:pPr>
       <w:r>
-        <w:t xml:space="preserve">“ ‘[I]nstructions on . . . lesser-included offense[s] [are] not required to be given if not requested . . . .”</w:t>
+        <w:t xml:space="preserve">“ ‘[I]nstructions on ⁠. ⁠. ⁠. lesser-included offense[s] [are] not required to be given if not requested ⁠. ⁠. ⁠. ⁠.”</w:t>
       </w:r>
       <w:r>
         <w:t xml:space="preserve"> </w:t>
@@ -14158,19 +13704,7 @@
         <w:pStyle w:val="BodyText"/>
       </w:pPr>
       <w:r>
-        <w:t xml:space="preserve">Here, Mr. Clay concedes that he “did not offer an instruction on voluntary manslaughter and, in fact, [his] attorney may have asked for ‘voluntary manslaughter’ to be removed from the instructions” (App.Sub.Br. 66). As such, the trial court cannot be convicted of committing plain error. To the contrary, the record shows that no request was made by the defense for the instruction (see Tr. 799</w:t>
-      </w:r>
-      <w:r>
-        <w:noBreakHyphen/>
-      </w:r>
-      <w:r>
-        <w:t xml:space="preserve">800), and Mr. Clay implicitly acknowledges that counsel may have had a strategic reason for affirmatively removing such an instruction from the jury’s consideration (see App.Sub.Br. 66, 68; see also Tr. 799</w:t>
-      </w:r>
-      <w:r>
-        <w:noBreakHyphen/>
-      </w:r>
-      <w:r>
-        <w:t xml:space="preserve">800; L.F. 162). As the record shows, when the trial court stated that a reference to voluntary manslaughter had been removed from the verdict director for murder in the second degree, defense counsel stated, “Okay, right. Thank you” (Tr. 800).</w:t>
+        <w:t xml:space="preserve">Here, Mr. Clay concedes that he “did not offer an instruction on voluntary manslaughter and, in fact, [his] attorney may have asked for ‘voluntary manslaughter’ to be removed from the instructions” (App.Sub.Br. 66). As such, the trial court cannot be convicted of committing plain error. To the contrary, the record shows that no request was made by the defense for the instruction (see Tr. 799-⁠800), and Mr. Clay implicitly acknowledges that counsel may have had a strategic reason for affirmatively removing such an instruction from the jury’s consideration (see App.Sub.Br. 66, 68; see also Tr. 799-⁠800; L.F. 162). As the record shows, when the trial court stated that a reference to voluntary manslaughter had been removed from the verdict director for murder in the second degree, defense counsel stated, “Okay, right. Thank you” (Tr. 800).</w:t>
       </w:r>
     </w:p>
     <w:p>
@@ -14178,19 +13712,7 @@
         <w:pStyle w:val="BodyText"/>
       </w:pPr>
       <w:r>
-        <w:t xml:space="preserve">In addition, the record shows that defense counsel argued for an acquittal on all charges based on Mr. Clay’s claim of lawful self-defense (see Tr. 884, 897</w:t>
-      </w:r>
-      <w:r>
-        <w:noBreakHyphen/>
-      </w:r>
-      <w:r>
-        <w:t xml:space="preserve">898, 903</w:t>
-      </w:r>
-      <w:r>
-        <w:noBreakHyphen/>
-      </w:r>
-      <w:r>
-        <w:t xml:space="preserve">904). Thus, while arguing self-defense would not preclude submitting an included offense, there are indications in the record that Mr. Clay pursued an all-or-nothing defense based on his claim of self-defense. The trial court should not be convicted of plain error, where there was no request for the instruction and the court’s uninvited action could have interfered with Mr. Clay’s strategy.</w:t>
+        <w:t xml:space="preserve">In addition, the record shows that defense counsel argued for an acquittal on all charges based on Mr. Clay’s claim of lawful self-defense (see Tr. 884, 897-⁠898, 903-⁠904). Thus, while arguing self-defense would not preclude submitting an included offense, there are indications in the record that Mr. Clay pursued an all-or-nothing defense based on his claim of self-defense. The trial court should not be convicted of plain error, where there was no request for the instruction and the court’s uninvited action could have interfered with Mr. Clay’s strategy.</w:t>
       </w:r>
       <w:r>
         <w:t xml:space="preserve"> </w:t>
@@ -14286,13 +13808,7 @@
         <w:t xml:space="preserve">State v. Jackson</w:t>
       </w:r>
       <w:r>
-        <w:t xml:space="preserve">, Mr. Clay argues, “Because this Court has held that submitting ‘nested’ lesser included offenses should be ‘nearly universal’ due to the fact that the jury is always free to disbelieve part or all of the state’s evidence, . . . this Court should hold that even assuming Clay’s attorney asked for removal of the voluntary manslaughter portion of MAI 314.04 this Court should conduct a de novo review of this error” (App.Sub.Br. 67</w:t>
-      </w:r>
-      <w:r>
-        <w:noBreakHyphen/>
-      </w:r>
-      <w:r>
-        <w:t xml:space="preserve">68). He asserts that “voluntary manslaughter is a ‘nested’ lesser included offense [or murder in the second degree] and it is—as a matter of law—a manifest injustice to fail to give nested lesser included offense instructions” (App.Sub.Br. 72).</w:t>
+        <w:t xml:space="preserve">, Mr. Clay argues, “Because this Court has held that submitting ‘nested’ lesser included offenses should be ‘nearly universal’ due to the fact that the jury is always free to disbelieve part or all of the state’s evidence, ⁠. ⁠. ⁠. this Court should hold that even assuming Clay’s attorney asked for removal of the voluntary manslaughter portion of MAI 314.04 this Court should conduct a de novo review of this error” (App.Sub.Br. 67-⁠68). He asserts that “voluntary manslaughter is a ‘nested’ lesser included offense [or murder in the second degree] and it is—as a matter of law—a manifest injustice to fail to give nested lesser included offense instructions” (App.Sub.Br. 72).</w:t>
       </w:r>
     </w:p>
     <w:p>
@@ -14339,13 +13855,7 @@
         <w:t xml:space="preserve">v. State</w:t>
       </w:r>
       <w:r>
-        <w:t xml:space="preserve">, 412 S.W.3d 886, 889</w:t>
-      </w:r>
-      <w:r>
-        <w:noBreakHyphen/>
-      </w:r>
-      <w:r>
-        <w:t xml:space="preserve">890 (Mo. 2013)) that counsel can be ineffective for failing to request an included offense instruction (App.Sub.Br. 72). He then observes that “there was no record made as to why defense counsel requested this change [in Mr. Clay’s case] and, without that record, the matter is simply too important for this Court to fail to review” (App.Sub.Br. 73). He asserts, “The message from this Court is clear from the previous cases: Give nested lesser included offense instructions, or have a great explanation on the record for failing to give such instructions, or reversal is required” (App.Sub.Br. 73). But there are at least two significant problems with Mr. Clay’s arguments.</w:t>
+        <w:t xml:space="preserve">, 412 S.W.3d 886, 889-⁠890 (Mo. 2013)) that counsel can be ineffective for failing to request an included offense instruction (App.Sub.Br. 72). He then observes that “there was no record made as to why defense counsel requested this change [in Mr. Clay’s case] and, without that record, the matter is simply too important for this Court to fail to review” (App.Sub.Br. 73). He asserts, “The message from this Court is clear from the previous cases: Give nested lesser included offense instructions, or have a great explanation on the record for failing to give such instructions, or reversal is required” (App.Sub.Br. 73). But there are at least two significant problems with Mr. Clay’s arguments.</w:t>
       </w:r>
     </w:p>
     <w:p>
@@ -14810,9 +14320,7 @@
               <w:t xml:space="preserve"> </w:t>
             </w:r>
             <w:r>
-              <w:t xml:space="preserve">751</w:t>
-              <w:noBreakHyphen/>
-              <w:t xml:space="preserve">3321</w:t>
+              <w:t xml:space="preserve">751-⁠3321</w:t>
             </w:r>
           </w:p>
           <w:p>
@@ -14834,9 +14342,7 @@
               <w:t xml:space="preserve"> </w:t>
             </w:r>
             <w:r>
-              <w:t xml:space="preserve">751</w:t>
-              <w:noBreakHyphen/>
-              <w:t xml:space="preserve">5391</w:t>
+              <w:t xml:space="preserve">751-⁠5391</w:t>
             </w:r>
           </w:p>
           <w:p>
@@ -15222,9 +14728,7 @@
               <w:t xml:space="preserve"> </w:t>
             </w:r>
             <w:r>
-              <w:t xml:space="preserve">751</w:t>
-              <w:noBreakHyphen/>
-              <w:t xml:space="preserve">3321</w:t>
+              <w:t xml:space="preserve">751-⁠3321</w:t>
             </w:r>
           </w:p>
           <w:p>
@@ -15246,9 +14750,7 @@
               <w:t xml:space="preserve"> </w:t>
             </w:r>
             <w:r>
-              <w:t xml:space="preserve">751</w:t>
-              <w:noBreakHyphen/>
-              <w:t xml:space="preserve">5391</w:t>
+              <w:t xml:space="preserve">751-⁠5391</w:t>
             </w:r>
           </w:p>
           <w:p>
@@ -15460,13 +14962,7 @@
         <w:t xml:space="preserve">State v. Morrow</w:t>
       </w:r>
       <w:r>
-        <w:t xml:space="preserve">, 41 S.W.3d 56, 59</w:t>
-      </w:r>
-      <w:r>
-        <w:noBreakHyphen/>
-      </w:r>
-      <w:r>
-        <w:t xml:space="preserve">60 (Mo.App. W.D. 2001).</w:t>
+        <w:t xml:space="preserve">, 41 S.W.3d 56, 59-⁠60 (Mo.App. W.D. 2001).</w:t>
       </w:r>
     </w:p>
   </w:footnote>
@@ -15485,7 +14981,7 @@
         <w:t xml:space="preserve"> </w:t>
       </w:r>
       <w:r>
-        <w:t xml:space="preserve">Mr. Clay acknowledges in his brief that he “argued at trial—and continues to argue— . . . he was not the ‘initial aggressor’ when he exited his home” (App.Br. 22).</w:t>
+        <w:t xml:space="preserve">Mr. Clay acknowledges in his brief that he “argued at trial—and continues to argue— ⁠. ⁠. ⁠. he was not the ‘initial aggressor’ when he exited his home” (App.Br. 22).</w:t>
       </w:r>
     </w:p>
   </w:footnote>
@@ -15504,13 +15000,7 @@
         <w:t xml:space="preserve"> </w:t>
       </w:r>
       <w:r>
-        <w:t xml:space="preserve">Mr. Clay asserts that Mr. McGhee “testified that White reinitiated the encounter because he needed to ‘make his point’ and that he struck Clay” (App.Sub.Br. 33). But Mr. McGhee did not testify that White “reinitiated the encounter.” When Mr. McGhee said that Mr. White needed to “make his point,” he was describing a part of the continuous conflict (see Tr. 394</w:t>
-      </w:r>
-      <w:r>
-        <w:noBreakHyphen/>
-      </w:r>
-      <w:r>
-        <w:t xml:space="preserve">396).</w:t>
+        <w:t xml:space="preserve">Mr. Clay asserts that Mr. McGhee “testified that White reinitiated the encounter because he needed to ‘make his point’ and that he struck Clay” (App.Sub.Br. 33). But Mr. McGhee did not testify that White “reinitiated the encounter.” When Mr. McGhee said that Mr. White needed to “make his point,” he was describing a part of the continuous conflict (see Tr. 394-⁠396).</w:t>
       </w:r>
     </w:p>
   </w:footnote>
@@ -15607,13 +15097,7 @@
         <w:t xml:space="preserve"> </w:t>
       </w:r>
       <w:r>
-        <w:t xml:space="preserve">and argues that it logically supports his argument (App.Sub.Br. 39</w:t>
-      </w:r>
-      <w:r>
-        <w:noBreakHyphen/>
-      </w:r>
-      <w:r>
-        <w:t xml:space="preserve">41). However, because Mr. Clay shot Mr. White in 2013, the subsequent amendment to § 563.031</w:t>
+        <w:t xml:space="preserve">and argues that it logically supports his argument (App.Sub.Br. 39-⁠41). However, because Mr. Clay shot Mr. White in 2013, the subsequent amendment to § 563.031</w:t>
       </w:r>
       <w:r>
         <w:t xml:space="preserve"> </w:t>
@@ -15642,13 +15126,7 @@
         <w:t xml:space="preserve">State v. James</w:t>
       </w:r>
       <w:r>
-        <w:t xml:space="preserve">, 267 S.W.3d 832, 840</w:t>
-      </w:r>
-      <w:r>
-        <w:noBreakHyphen/>
-      </w:r>
-      <w:r>
-        <w:t xml:space="preserve">841 (Mo.App. S.D. 2008) (substantive changes to § 563.031</w:t>
+        <w:t xml:space="preserve">, 267 S.W.3d 832, 840-⁠841 (Mo.App. S.D. 2008) (substantive changes to § 563.031</w:t>
       </w:r>
       <w:r>
         <w:t xml:space="preserve"> </w:t>
@@ -16397,7 +15875,7 @@
     <w:qFormat/>
     <w:pPr>
       <w:keepLines/>
-      <w:spacing w:before="0" w:after="130" w:line="299" w:lineRule="exact"/>
+      <w:spacing w:before="13" w:after="130" w:line="299" w:lineRule="exact"/>
     </w:pPr>
     <w:rPr>
       <w:sz w:val="26"/>
